--- a/BE/Backend SB & MS.docx
+++ b/BE/Backend SB & MS.docx
@@ -507,16 +507,67 @@
           <w:ilvl w:val="0"/>
           <w:numId w:val="1"/>
         </w:numPr>
-      </w:pPr>
-      <w:r>
-        <w:rPr>
-          <w:rFonts w:hint="default"/>
+        <w:rPr>
+          <w:rFonts w:hint="default"/>
+          <w:b w:val="0"/>
+          <w:bCs w:val="0"/>
           <w:lang w:val="en-US"/>
         </w:rPr>
+      </w:pPr>
+      <w:r>
+        <w:rPr>
+          <w:rFonts w:hint="default"/>
+          <w:b w:val="0"/>
+          <w:bCs w:val="0"/>
+          <w:lang w:val="en-US"/>
+        </w:rPr>
         <w:t xml:space="preserve">If we want use our own server instead of embedded tomcat server? </w:t>
+      </w:r>
+    </w:p>
+    <w:p>
+      <w:pPr>
+        <w:numPr>
+          <w:ilvl w:val="0"/>
+          <w:numId w:val="1"/>
+        </w:numPr>
+      </w:pPr>
+      <w:r>
+        <w:rPr>
+          <w:rFonts w:hint="default"/>
+          <w:b w:val="0"/>
+          <w:bCs w:val="0"/>
+          <w:lang w:val="en-US"/>
+        </w:rPr>
+        <w:t>How to maintain API security?</w:t>
+      </w:r>
+    </w:p>
+    <w:p>
+      <w:pPr>
+        <w:numPr>
+          <w:ilvl w:val="0"/>
+          <w:numId w:val="1"/>
+        </w:numPr>
+      </w:pPr>
+      <w:r>
+        <w:rPr>
+          <w:rFonts w:hint="default"/>
+          <w:b w:val="0"/>
+          <w:bCs w:val="0"/>
+          <w:lang w:val="en-US"/>
+        </w:rPr>
+        <w:t>How to maintain high throughput</w:t>
       </w:r>
       <w:bookmarkStart w:id="0" w:name="_GoBack"/>
       <w:bookmarkEnd w:id="0"/>
+      <w:r>
+        <w:rPr>
+          <w:rFonts w:hint="default"/>
+          <w:b w:val="0"/>
+          <w:bCs w:val="0"/>
+          <w:lang w:val="en-US"/>
+        </w:rPr>
+        <w:t xml:space="preserve"> ?</w:t>
+      </w:r>
     </w:p>
     <w:sectPr>
       <w:pgSz w:w="11906" w:h="16838"/>

--- a/BE/Backend SB & MS.docx
+++ b/BE/Backend SB & MS.docx
@@ -555,19 +555,282 @@
           <w:bCs w:val="0"/>
           <w:lang w:val="en-US"/>
         </w:rPr>
-        <w:t>How to maintain high throughput</w:t>
+        <w:t>How to maintain high throughput ?</w:t>
+      </w:r>
+    </w:p>
+    <w:p>
+      <w:pPr>
+        <w:numPr>
+          <w:ilvl w:val="0"/>
+          <w:numId w:val="1"/>
+        </w:numPr>
+      </w:pPr>
+      <w:r>
+        <w:rPr>
+          <w:rFonts w:hint="default"/>
+          <w:b w:val="0"/>
+          <w:bCs w:val="0"/>
+          <w:lang w:val="en-US"/>
+        </w:rPr>
+        <w:t>Explain SAGA design pattern?</w:t>
+      </w:r>
+    </w:p>
+    <w:p>
+      <w:pPr>
+        <w:numPr>
+          <w:ilvl w:val="0"/>
+          <w:numId w:val="1"/>
+        </w:numPr>
+      </w:pPr>
+      <w:r>
+        <w:rPr>
+          <w:rFonts w:hint="default"/>
+          <w:b w:val="0"/>
+          <w:bCs w:val="0"/>
+          <w:lang w:val="en-US"/>
+        </w:rPr>
+        <w:t xml:space="preserve"> In orchestration DS is it roll back or compensation . What is differebnce b/w rollback and compensation?</w:t>
+      </w:r>
+    </w:p>
+    <w:p>
+      <w:pPr>
+        <w:numPr>
+          <w:ilvl w:val="0"/>
+          <w:numId w:val="1"/>
+        </w:numPr>
+      </w:pPr>
+      <w:r>
+        <w:rPr>
+          <w:rFonts w:hint="default"/>
+          <w:b w:val="0"/>
+          <w:bCs w:val="0"/>
+          <w:lang w:val="en-US"/>
+        </w:rPr>
+        <w:t>Patch or PUT which one is Idempotent?</w:t>
+      </w:r>
+    </w:p>
+    <w:p>
+      <w:pPr>
+        <w:numPr>
+          <w:ilvl w:val="0"/>
+          <w:numId w:val="1"/>
+        </w:numPr>
+      </w:pPr>
+      <w:r>
+        <w:rPr>
+          <w:rFonts w:hint="default"/>
+          <w:b w:val="0"/>
+          <w:bCs w:val="0"/>
+          <w:lang w:val="en-US"/>
+        </w:rPr>
+        <w:t>What is outbox pattern?</w:t>
+      </w:r>
+    </w:p>
+    <w:p>
+      <w:pPr>
+        <w:numPr>
+          <w:ilvl w:val="0"/>
+          <w:numId w:val="1"/>
+        </w:numPr>
+        <w:rPr>
+          <w:rFonts w:hint="default"/>
+          <w:b/>
+          <w:bCs/>
+        </w:rPr>
+      </w:pPr>
+      <w:r>
+        <w:rPr>
+          <w:rFonts w:hint="default"/>
+          <w:b w:val="0"/>
+          <w:bCs w:val="0"/>
+          <w:lang w:val="en-US"/>
+        </w:rPr>
+        <w:t>How we can communicate other micro services?</w:t>
+      </w:r>
+    </w:p>
+    <w:p>
+      <w:pPr>
+        <w:numPr>
+          <w:ilvl w:val="0"/>
+          <w:numId w:val="1"/>
+        </w:numPr>
+        <w:rPr>
+          <w:rFonts w:hint="default"/>
+          <w:b/>
+          <w:bCs/>
+        </w:rPr>
+      </w:pPr>
+      <w:r>
+        <w:rPr>
+          <w:rFonts w:hint="default"/>
+          <w:b w:val="0"/>
+          <w:bCs w:val="0"/>
+          <w:lang w:val="en-US"/>
+        </w:rPr>
+        <w:t>Is Discovery services are used?Which service you used?</w:t>
+      </w:r>
+    </w:p>
+    <w:p>
+      <w:pPr>
+        <w:numPr>
+          <w:ilvl w:val="0"/>
+          <w:numId w:val="1"/>
+        </w:numPr>
+        <w:rPr>
+          <w:rFonts w:hint="default"/>
+          <w:b/>
+          <w:bCs/>
+        </w:rPr>
+      </w:pPr>
+      <w:r>
+        <w:rPr>
+          <w:rFonts w:hint="default"/>
+          <w:b/>
+          <w:bCs/>
+        </w:rPr>
+        <w:t>We have a requirement like need to update a employee record like salary. For that which which HTTP method can choose and why.</w:t>
+      </w:r>
+    </w:p>
+    <w:p>
+      <w:pPr>
+        <w:rPr>
+          <w:rFonts w:hint="default"/>
+        </w:rPr>
+      </w:pPr>
+      <w:r>
+        <w:rPr>
+          <w:rFonts w:hint="default"/>
+          <w:lang w:val="en-US"/>
+        </w:rPr>
+        <w:t xml:space="preserve">Ans: </w:t>
+      </w:r>
+      <w:r>
+        <w:rPr>
+          <w:rFonts w:hint="default"/>
+        </w:rPr>
+        <w:t>We can use Patch. Because it is partial update.</w:t>
+      </w:r>
+    </w:p>
+    <w:p>
+      <w:pPr>
+        <w:numPr>
+          <w:ilvl w:val="0"/>
+          <w:numId w:val="1"/>
+        </w:numPr>
+        <w:ind w:left="0" w:leftChars="0" w:firstLine="0" w:firstLineChars="0"/>
+        <w:rPr>
+          <w:rFonts w:hint="default"/>
+          <w:b/>
+          <w:bCs/>
+        </w:rPr>
+      </w:pPr>
+      <w:r>
+        <w:rPr>
+          <w:rFonts w:hint="default"/>
+          <w:b/>
+          <w:bCs/>
+        </w:rPr>
+        <w:t xml:space="preserve">Difference b/w put and </w:t>
+      </w:r>
+      <w:r>
+        <w:rPr>
+          <w:rFonts w:hint="default"/>
+          <w:b/>
+          <w:bCs/>
+          <w:lang w:val="en-US"/>
+        </w:rPr>
+        <w:t>patch</w:t>
+      </w:r>
+    </w:p>
+    <w:p>
+      <w:pPr>
+        <w:rPr>
+          <w:rFonts w:hint="default"/>
+        </w:rPr>
+      </w:pPr>
+      <w:r>
+        <w:rPr>
+          <w:rFonts w:hint="default"/>
+          <w:lang w:val="en-US"/>
+        </w:rPr>
+        <w:t xml:space="preserve">Ans: </w:t>
+      </w:r>
+      <w:r>
+        <w:rPr>
+          <w:rFonts w:hint="default"/>
+        </w:rPr>
+        <w:t>As per REST specification.</w:t>
+      </w:r>
+    </w:p>
+    <w:p>
+      <w:pPr>
+        <w:rPr>
+          <w:rFonts w:hint="default"/>
+          <w:lang w:val="en-US"/>
+        </w:rPr>
+      </w:pPr>
+      <w:r>
+        <w:rPr>
+          <w:rFonts w:hint="default"/>
+        </w:rPr>
+        <w:t>Patch is used for partial update</w:t>
+      </w:r>
+      <w:r>
+        <w:rPr>
+          <w:rFonts w:hint="default"/>
+          <w:lang w:val="en-US"/>
+        </w:rPr>
+        <w:t xml:space="preserve"> and idempotent will decide based on implementation.</w:t>
+      </w:r>
+    </w:p>
+    <w:p>
+      <w:pPr>
+        <w:rPr>
+          <w:rFonts w:hint="default"/>
+          <w:lang w:val="en-US"/>
+        </w:rPr>
+      </w:pPr>
+      <w:r>
+        <w:rPr>
+          <w:rFonts w:hint="default"/>
+        </w:rPr>
+        <w:t>Put is used for whole object update</w:t>
+      </w:r>
+      <w:r>
+        <w:rPr>
+          <w:rFonts w:hint="default"/>
+          <w:lang w:val="en-US"/>
+        </w:rPr>
+        <w:t xml:space="preserve"> and it is always idempotent.</w:t>
       </w:r>
       <w:bookmarkStart w:id="0" w:name="_GoBack"/>
       <w:bookmarkEnd w:id="0"/>
-      <w:r>
-        <w:rPr>
-          <w:rFonts w:hint="default"/>
-          <w:b w:val="0"/>
-          <w:bCs w:val="0"/>
-          <w:lang w:val="en-US"/>
-        </w:rPr>
-        <w:t xml:space="preserve"> ?</w:t>
-      </w:r>
+    </w:p>
+    <w:p>
+      <w:pPr>
+        <w:rPr>
+          <w:rFonts w:hint="default"/>
+          <w:lang w:val="en-US"/>
+        </w:rPr>
+      </w:pPr>
+    </w:p>
+    <w:p>
+      <w:pPr>
+        <w:rPr>
+          <w:rFonts w:hint="default"/>
+        </w:rPr>
+      </w:pPr>
+    </w:p>
+    <w:p>
+      <w:pPr>
+        <w:numPr>
+          <w:numId w:val="0"/>
+        </w:numPr>
+        <w:rPr>
+          <w:rFonts w:hint="default"/>
+          <w:lang w:val="en-US"/>
+        </w:rPr>
+      </w:pPr>
     </w:p>
     <w:sectPr>
       <w:pgSz w:w="11906" w:h="16838"/>
